--- a/templates/compraventa_vehiculo/template.docx
+++ b/templates/compraventa_vehiculo/template.docx
@@ -4,12 +4,13 @@
   <w:body>
     <w:p>
       <w:pPr>
-        <w:spacing w:after="280"/>
+        <w:spacing w:after="240"/>
         <w:jc w:val="center"/>
         <w:rPr>
           <w:rFonts w:asciiTheme="minorHAnsi" w:hAnsiTheme="minorHAnsi"/>
           <w:color w:val="auto"/>
-          <w:sz w:val="22"/>
+          <w:sz w:val="16"/>
+          <w:szCs w:val="18"/>
         </w:rPr>
       </w:pPr>
       <w:r>
@@ -18,12 +19,14 @@
           <w:b/>
           <w:color w:val="auto"/>
           <w:sz w:val="22"/>
+          <w:szCs w:val="18"/>
         </w:rPr>
-        <w:t>CONTRATO DE COMPRAVENTA DE VEHÍCULO</w:t>
+        <w:t>CONTRATO DE COMPRAVENTA DE VEHÍCULO AUTOMOTOR</w:t>
       </w:r>
     </w:p>
     <w:p>
       <w:pPr>
+        <w:spacing w:after="160"/>
         <w:jc w:val="both"/>
         <w:rPr>
           <w:rFonts w:asciiTheme="minorHAnsi" w:hAnsiTheme="minorHAnsi"/>
@@ -99,7 +102,7 @@
           <w:rFonts w:asciiTheme="minorHAnsi" w:hAnsiTheme="minorHAnsi"/>
           <w:color w:val="auto"/>
         </w:rPr>
-        <w:t xml:space="preserve"> }}, comparecen de forma libre y voluntaria a la celebración del </w:t>
+        <w:t xml:space="preserve"> }}, comparecen de forma libre, voluntaria y de común acuerdo a la celebración del </w:t>
       </w:r>
       <w:proofErr w:type="spellStart"/>
       <w:r>
@@ -123,7 +126,7 @@
           <w:rFonts w:asciiTheme="minorHAnsi" w:hAnsiTheme="minorHAnsi"/>
           <w:color w:val="auto"/>
         </w:rPr>
-        <w:t>contrato</w:t>
+        <w:t>instrumento</w:t>
       </w:r>
       <w:proofErr w:type="spellEnd"/>
       <w:r>
@@ -152,6 +155,7 @@
     </w:p>
     <w:p>
       <w:pPr>
+        <w:spacing w:after="160"/>
         <w:jc w:val="both"/>
         <w:rPr>
           <w:rFonts w:asciiTheme="minorHAnsi" w:hAnsiTheme="minorHAnsi"/>
@@ -161,7 +165,6 @@
     </w:p>
     <w:p>
       <w:pPr>
-        <w:spacing w:after="240" w:line="288" w:lineRule="auto"/>
         <w:rPr>
           <w:rFonts w:asciiTheme="minorHAnsi" w:hAnsiTheme="minorHAnsi"/>
           <w:color w:val="auto"/>
@@ -221,7 +224,39 @@
           <w:rFonts w:asciiTheme="minorHAnsi" w:hAnsiTheme="minorHAnsi"/>
           <w:color w:val="auto"/>
         </w:rPr>
-        <w:t>_vendedor }}.</w:t>
+        <w:t>_</w:t>
+      </w:r>
+      <w:proofErr w:type="gramStart"/>
+      <w:r>
+        <w:rPr>
+          <w:rFonts w:asciiTheme="minorHAnsi" w:hAnsiTheme="minorHAnsi"/>
+          <w:color w:val="auto"/>
+        </w:rPr>
+        <w:t>vendedor }</w:t>
+      </w:r>
+      <w:proofErr w:type="gramEnd"/>
+      <w:r>
+        <w:rPr>
+          <w:rFonts w:asciiTheme="minorHAnsi" w:hAnsiTheme="minorHAnsi"/>
+          <w:color w:val="auto"/>
+        </w:rPr>
+        <w:t xml:space="preserve">} de </w:t>
+      </w:r>
+      <w:proofErr w:type="gramStart"/>
+      <w:r>
+        <w:rPr>
+          <w:rFonts w:asciiTheme="minorHAnsi" w:hAnsiTheme="minorHAnsi"/>
+          <w:color w:val="auto"/>
+        </w:rPr>
+        <w:t>{{ ciudad</w:t>
+      </w:r>
+      <w:proofErr w:type="gramEnd"/>
+      <w:r>
+        <w:rPr>
+          <w:rFonts w:asciiTheme="minorHAnsi" w:hAnsiTheme="minorHAnsi"/>
+          <w:color w:val="auto"/>
+        </w:rPr>
+        <w:t>_expedicion_vendedor }}.</w:t>
       </w:r>
       <w:r>
         <w:rPr>
@@ -276,6 +311,38 @@
           <w:rFonts w:asciiTheme="minorHAnsi" w:hAnsiTheme="minorHAnsi"/>
           <w:color w:val="auto"/>
         </w:rPr>
+        <w:t>{{ cedula</w:t>
+      </w:r>
+      <w:proofErr w:type="gramEnd"/>
+      <w:r>
+        <w:rPr>
+          <w:rFonts w:asciiTheme="minorHAnsi" w:hAnsiTheme="minorHAnsi"/>
+          <w:color w:val="auto"/>
+        </w:rPr>
+        <w:t>_</w:t>
+      </w:r>
+      <w:proofErr w:type="gramStart"/>
+      <w:r>
+        <w:rPr>
+          <w:rFonts w:asciiTheme="minorHAnsi" w:hAnsiTheme="minorHAnsi"/>
+          <w:color w:val="auto"/>
+        </w:rPr>
+        <w:t>comprador }</w:t>
+      </w:r>
+      <w:proofErr w:type="gramEnd"/>
+      <w:r>
+        <w:rPr>
+          <w:rFonts w:asciiTheme="minorHAnsi" w:hAnsiTheme="minorHAnsi"/>
+          <w:color w:val="auto"/>
+        </w:rPr>
+        <w:t xml:space="preserve">} de </w:t>
+      </w:r>
+      <w:proofErr w:type="gramStart"/>
+      <w:r>
+        <w:rPr>
+          <w:rFonts w:asciiTheme="minorHAnsi" w:hAnsiTheme="minorHAnsi"/>
+          <w:color w:val="auto"/>
+        </w:rPr>
         <w:t xml:space="preserve">{{ </w:t>
       </w:r>
       <w:proofErr w:type="spellStart"/>
@@ -284,7 +351,7 @@
           <w:rFonts w:asciiTheme="minorHAnsi" w:hAnsiTheme="minorHAnsi"/>
           <w:color w:val="auto"/>
         </w:rPr>
-        <w:t>cedula</w:t>
+        <w:t>ciudad</w:t>
       </w:r>
       <w:proofErr w:type="gramEnd"/>
       <w:r>
@@ -292,7 +359,7 @@
           <w:rFonts w:asciiTheme="minorHAnsi" w:hAnsiTheme="minorHAnsi"/>
           <w:color w:val="auto"/>
         </w:rPr>
-        <w:t>_</w:t>
+        <w:t>_expedicion_</w:t>
       </w:r>
       <w:proofErr w:type="gramStart"/>
       <w:r>
@@ -321,7 +388,6 @@
     </w:p>
     <w:p>
       <w:pPr>
-        <w:spacing w:after="240" w:line="288" w:lineRule="auto"/>
         <w:rPr>
           <w:rFonts w:asciiTheme="minorHAnsi" w:hAnsiTheme="minorHAnsi"/>
           <w:color w:val="auto"/>
@@ -330,7 +396,7 @@
     </w:p>
     <w:p>
       <w:pPr>
-        <w:spacing w:after="120"/>
+        <w:spacing w:before="80" w:after="80"/>
         <w:rPr>
           <w:rFonts w:asciiTheme="minorHAnsi" w:hAnsiTheme="minorHAnsi"/>
           <w:color w:val="auto"/>
@@ -341,25 +407,8 @@
           <w:rFonts w:asciiTheme="minorHAnsi" w:hAnsiTheme="minorHAnsi"/>
           <w:b/>
           <w:color w:val="auto"/>
-          <w:sz w:val="22"/>
         </w:rPr>
-        <w:t>OBJETO Y CARACTERÍSTICAS DEL VEHÍCULO</w:t>
-      </w:r>
-    </w:p>
-    <w:p>
-      <w:pPr>
-        <w:spacing w:after="120"/>
-        <w:rPr>
-          <w:rFonts w:asciiTheme="minorHAnsi" w:hAnsiTheme="minorHAnsi"/>
-          <w:color w:val="auto"/>
-        </w:rPr>
-      </w:pPr>
-      <w:r>
-        <w:rPr>
-          <w:rFonts w:asciiTheme="minorHAnsi" w:hAnsiTheme="minorHAnsi"/>
-          <w:color w:val="auto"/>
-        </w:rPr>
-        <w:t>El vendedor declara bajo la gravedad de juramento ser el legítimo propietario del vehículo automotor que se identifica plenamente a continuación:</w:t>
+        <w:t>ESPECIFICACIONES TÉCNICAS DEL VEHÍCULO OBJETO DE VENTA</w:t>
       </w:r>
     </w:p>
     <w:tbl>
@@ -370,8 +419,9 @@
         <w:tblLook w:val="04A0" w:firstRow="1" w:lastRow="0" w:firstColumn="1" w:lastColumn="0" w:noHBand="0" w:noVBand="1"/>
       </w:tblPr>
       <w:tblGrid>
-        <w:gridCol w:w="4968"/>
-        <w:gridCol w:w="4968"/>
+        <w:gridCol w:w="3312"/>
+        <w:gridCol w:w="3312"/>
+        <w:gridCol w:w="3312"/>
       </w:tblGrid>
       <w:tr>
         <w:trPr>
@@ -379,17 +429,16 @@
         </w:trPr>
         <w:tc>
           <w:tcPr>
-            <w:tcW w:w="4968" w:type="dxa"/>
+            <w:tcW w:w="3312" w:type="dxa"/>
             <w:tcBorders>
-              <w:top w:val="single" w:sz="2" w:space="0" w:color="E5E7EB"/>
-              <w:bottom w:val="single" w:sz="2" w:space="0" w:color="E5E7EB"/>
+              <w:top w:val="single" w:sz="4" w:space="0" w:color="D3D3D3"/>
+              <w:bottom w:val="single" w:sz="4" w:space="0" w:color="D3D3D3"/>
             </w:tcBorders>
             <w:shd w:val="clear" w:color="auto" w:fill="F9FAFB"/>
           </w:tcPr>
           <w:p>
             <w:pPr>
               <w:spacing w:before="80" w:after="80"/>
-              <w:ind w:left="144"/>
               <w:rPr>
                 <w:rFonts w:asciiTheme="minorHAnsi" w:hAnsiTheme="minorHAnsi"/>
                 <w:color w:val="auto"/>
@@ -400,15 +449,24 @@
                 <w:rFonts w:asciiTheme="minorHAnsi" w:hAnsiTheme="minorHAnsi"/>
                 <w:b/>
                 <w:color w:val="auto"/>
-                <w:sz w:val="19"/>
+                <w:sz w:val="18"/>
               </w:rPr>
-              <w:t xml:space="preserve">• PLACA: </w:t>
+              <w:t>PLACA:</w:t>
+            </w:r>
+            <w:r>
+              <w:rPr>
+                <w:rFonts w:asciiTheme="minorHAnsi" w:hAnsiTheme="minorHAnsi"/>
+                <w:b/>
+                <w:color w:val="auto"/>
+                <w:sz w:val="18"/>
+              </w:rPr>
+              <w:br/>
             </w:r>
             <w:r>
               <w:rPr>
                 <w:rFonts w:asciiTheme="minorHAnsi" w:hAnsiTheme="minorHAnsi"/>
                 <w:color w:val="auto"/>
-                <w:sz w:val="19"/>
+                <w:sz w:val="18"/>
               </w:rPr>
               <w:t>{{ placa }}</w:t>
             </w:r>
@@ -416,17 +474,16 @@
         </w:tc>
         <w:tc>
           <w:tcPr>
-            <w:tcW w:w="4968" w:type="dxa"/>
+            <w:tcW w:w="3312" w:type="dxa"/>
             <w:tcBorders>
-              <w:top w:val="single" w:sz="2" w:space="0" w:color="E5E7EB"/>
-              <w:bottom w:val="single" w:sz="2" w:space="0" w:color="E5E7EB"/>
+              <w:top w:val="single" w:sz="4" w:space="0" w:color="D3D3D3"/>
+              <w:bottom w:val="single" w:sz="4" w:space="0" w:color="D3D3D3"/>
             </w:tcBorders>
             <w:shd w:val="clear" w:color="auto" w:fill="F9FAFB"/>
           </w:tcPr>
           <w:p>
             <w:pPr>
               <w:spacing w:before="80" w:after="80"/>
-              <w:ind w:left="144"/>
               <w:rPr>
                 <w:rFonts w:asciiTheme="minorHAnsi" w:hAnsiTheme="minorHAnsi"/>
                 <w:color w:val="auto"/>
@@ -437,17 +494,71 @@
                 <w:rFonts w:asciiTheme="minorHAnsi" w:hAnsiTheme="minorHAnsi"/>
                 <w:b/>
                 <w:color w:val="auto"/>
-                <w:sz w:val="19"/>
+                <w:sz w:val="18"/>
               </w:rPr>
-              <w:t xml:space="preserve">• MARCA: </w:t>
+              <w:t>MARCA:</w:t>
+            </w:r>
+            <w:r>
+              <w:rPr>
+                <w:rFonts w:asciiTheme="minorHAnsi" w:hAnsiTheme="minorHAnsi"/>
+                <w:b/>
+                <w:color w:val="auto"/>
+                <w:sz w:val="18"/>
+              </w:rPr>
+              <w:br/>
             </w:r>
             <w:r>
               <w:rPr>
                 <w:rFonts w:asciiTheme="minorHAnsi" w:hAnsiTheme="minorHAnsi"/>
                 <w:color w:val="auto"/>
-                <w:sz w:val="19"/>
+                <w:sz w:val="18"/>
               </w:rPr>
               <w:t>{{ marca }}</w:t>
+            </w:r>
+          </w:p>
+        </w:tc>
+        <w:tc>
+          <w:tcPr>
+            <w:tcW w:w="3312" w:type="dxa"/>
+            <w:tcBorders>
+              <w:top w:val="single" w:sz="4" w:space="0" w:color="D3D3D3"/>
+              <w:bottom w:val="single" w:sz="4" w:space="0" w:color="D3D3D3"/>
+            </w:tcBorders>
+            <w:shd w:val="clear" w:color="auto" w:fill="F9FAFB"/>
+          </w:tcPr>
+          <w:p>
+            <w:pPr>
+              <w:spacing w:before="80" w:after="80"/>
+              <w:rPr>
+                <w:rFonts w:asciiTheme="minorHAnsi" w:hAnsiTheme="minorHAnsi"/>
+                <w:color w:val="auto"/>
+              </w:rPr>
+            </w:pPr>
+            <w:r>
+              <w:rPr>
+                <w:rFonts w:asciiTheme="minorHAnsi" w:hAnsiTheme="minorHAnsi"/>
+                <w:b/>
+                <w:color w:val="auto"/>
+                <w:sz w:val="18"/>
+              </w:rPr>
+              <w:t>MODELO:</w:t>
+            </w:r>
+            <w:r>
+              <w:rPr>
+                <w:rFonts w:asciiTheme="minorHAnsi" w:hAnsiTheme="minorHAnsi"/>
+                <w:b/>
+                <w:color w:val="auto"/>
+                <w:sz w:val="18"/>
+              </w:rPr>
+              <w:br/>
+            </w:r>
+            <w:r>
+              <w:rPr>
+                <w:rFonts w:asciiTheme="minorHAnsi" w:hAnsiTheme="minorHAnsi"/>
+                <w:color w:val="auto"/>
+                <w:sz w:val="18"/>
+              </w:rPr>
+              <w:t>{{ modelo }}</w:t>
             </w:r>
           </w:p>
         </w:tc>
@@ -458,17 +569,16 @@
         </w:trPr>
         <w:tc>
           <w:tcPr>
-            <w:tcW w:w="4968" w:type="dxa"/>
+            <w:tcW w:w="3312" w:type="dxa"/>
             <w:tcBorders>
-              <w:top w:val="single" w:sz="2" w:space="0" w:color="E5E7EB"/>
-              <w:bottom w:val="single" w:sz="2" w:space="0" w:color="E5E7EB"/>
+              <w:top w:val="single" w:sz="4" w:space="0" w:color="D3D3D3"/>
+              <w:bottom w:val="single" w:sz="4" w:space="0" w:color="D3D3D3"/>
             </w:tcBorders>
             <w:shd w:val="clear" w:color="auto" w:fill="F9FAFB"/>
           </w:tcPr>
           <w:p>
             <w:pPr>
               <w:spacing w:before="80" w:after="80"/>
-              <w:ind w:left="144"/>
               <w:rPr>
                 <w:rFonts w:asciiTheme="minorHAnsi" w:hAnsiTheme="minorHAnsi"/>
                 <w:color w:val="auto"/>
@@ -479,33 +589,41 @@
                 <w:rFonts w:asciiTheme="minorHAnsi" w:hAnsiTheme="minorHAnsi"/>
                 <w:b/>
                 <w:color w:val="auto"/>
-                <w:sz w:val="19"/>
+                <w:sz w:val="18"/>
               </w:rPr>
-              <w:t xml:space="preserve">• MODELO: </w:t>
+              <w:t>COLOR:</w:t>
+            </w:r>
+            <w:r>
+              <w:rPr>
+                <w:rFonts w:asciiTheme="minorHAnsi" w:hAnsiTheme="minorHAnsi"/>
+                <w:b/>
+                <w:color w:val="auto"/>
+                <w:sz w:val="18"/>
+              </w:rPr>
+              <w:br/>
             </w:r>
             <w:r>
               <w:rPr>
                 <w:rFonts w:asciiTheme="minorHAnsi" w:hAnsiTheme="minorHAnsi"/>
                 <w:color w:val="auto"/>
-                <w:sz w:val="19"/>
+                <w:sz w:val="18"/>
               </w:rPr>
-              <w:t>{{ modelo }}</w:t>
+              <w:t>{{ color }}</w:t>
             </w:r>
           </w:p>
         </w:tc>
         <w:tc>
           <w:tcPr>
-            <w:tcW w:w="4968" w:type="dxa"/>
+            <w:tcW w:w="3312" w:type="dxa"/>
             <w:tcBorders>
-              <w:top w:val="single" w:sz="2" w:space="0" w:color="E5E7EB"/>
-              <w:bottom w:val="single" w:sz="2" w:space="0" w:color="E5E7EB"/>
+              <w:top w:val="single" w:sz="4" w:space="0" w:color="D3D3D3"/>
+              <w:bottom w:val="single" w:sz="4" w:space="0" w:color="D3D3D3"/>
             </w:tcBorders>
             <w:shd w:val="clear" w:color="auto" w:fill="F9FAFB"/>
           </w:tcPr>
           <w:p>
             <w:pPr>
               <w:spacing w:before="80" w:after="80"/>
-              <w:ind w:left="144"/>
               <w:rPr>
                 <w:rFonts w:asciiTheme="minorHAnsi" w:hAnsiTheme="minorHAnsi"/>
                 <w:color w:val="auto"/>
@@ -516,38 +634,41 @@
                 <w:rFonts w:asciiTheme="minorHAnsi" w:hAnsiTheme="minorHAnsi"/>
                 <w:b/>
                 <w:color w:val="auto"/>
-                <w:sz w:val="19"/>
+                <w:sz w:val="18"/>
               </w:rPr>
-              <w:t xml:space="preserve">• COLOR: </w:t>
+              <w:t>CILINDRAJE:</w:t>
+            </w:r>
+            <w:r>
+              <w:rPr>
+                <w:rFonts w:asciiTheme="minorHAnsi" w:hAnsiTheme="minorHAnsi"/>
+                <w:b/>
+                <w:color w:val="auto"/>
+                <w:sz w:val="18"/>
+              </w:rPr>
+              <w:br/>
             </w:r>
             <w:r>
               <w:rPr>
                 <w:rFonts w:asciiTheme="minorHAnsi" w:hAnsiTheme="minorHAnsi"/>
                 <w:color w:val="auto"/>
-                <w:sz w:val="19"/>
+                <w:sz w:val="18"/>
               </w:rPr>
-              <w:t>{{ color }}</w:t>
+              <w:t>{{ cilindraje }}</w:t>
             </w:r>
           </w:p>
         </w:tc>
-      </w:tr>
-      <w:tr>
-        <w:trPr>
-          <w:jc w:val="center"/>
-        </w:trPr>
         <w:tc>
           <w:tcPr>
-            <w:tcW w:w="4968" w:type="dxa"/>
+            <w:tcW w:w="3312" w:type="dxa"/>
             <w:tcBorders>
-              <w:top w:val="single" w:sz="2" w:space="0" w:color="E5E7EB"/>
-              <w:bottom w:val="single" w:sz="2" w:space="0" w:color="E5E7EB"/>
+              <w:top w:val="single" w:sz="4" w:space="0" w:color="D3D3D3"/>
+              <w:bottom w:val="single" w:sz="4" w:space="0" w:color="D3D3D3"/>
             </w:tcBorders>
             <w:shd w:val="clear" w:color="auto" w:fill="F9FAFB"/>
           </w:tcPr>
           <w:p>
             <w:pPr>
               <w:spacing w:before="80" w:after="80"/>
-              <w:ind w:left="144"/>
               <w:rPr>
                 <w:rFonts w:asciiTheme="minorHAnsi" w:hAnsiTheme="minorHAnsi"/>
                 <w:color w:val="auto"/>
@@ -558,52 +679,24 @@
                 <w:rFonts w:asciiTheme="minorHAnsi" w:hAnsiTheme="minorHAnsi"/>
                 <w:b/>
                 <w:color w:val="auto"/>
-                <w:sz w:val="19"/>
+                <w:sz w:val="18"/>
               </w:rPr>
-              <w:t xml:space="preserve">• MOTOR: </w:t>
+              <w:t>CHASIS:</w:t>
+            </w:r>
+            <w:r>
+              <w:rPr>
+                <w:rFonts w:asciiTheme="minorHAnsi" w:hAnsiTheme="minorHAnsi"/>
+                <w:b/>
+                <w:color w:val="auto"/>
+                <w:sz w:val="18"/>
+              </w:rPr>
+              <w:br/>
             </w:r>
             <w:r>
               <w:rPr>
                 <w:rFonts w:asciiTheme="minorHAnsi" w:hAnsiTheme="minorHAnsi"/>
                 <w:color w:val="auto"/>
-                <w:sz w:val="19"/>
-              </w:rPr>
-              <w:t>{{ motor }}</w:t>
-            </w:r>
-          </w:p>
-        </w:tc>
-        <w:tc>
-          <w:tcPr>
-            <w:tcW w:w="4968" w:type="dxa"/>
-            <w:tcBorders>
-              <w:top w:val="single" w:sz="2" w:space="0" w:color="E5E7EB"/>
-              <w:bottom w:val="single" w:sz="2" w:space="0" w:color="E5E7EB"/>
-            </w:tcBorders>
-            <w:shd w:val="clear" w:color="auto" w:fill="F9FAFB"/>
-          </w:tcPr>
-          <w:p>
-            <w:pPr>
-              <w:spacing w:before="80" w:after="80"/>
-              <w:ind w:left="144"/>
-              <w:rPr>
-                <w:rFonts w:asciiTheme="minorHAnsi" w:hAnsiTheme="minorHAnsi"/>
-                <w:color w:val="auto"/>
-              </w:rPr>
-            </w:pPr>
-            <w:r>
-              <w:rPr>
-                <w:rFonts w:asciiTheme="minorHAnsi" w:hAnsiTheme="minorHAnsi"/>
-                <w:b/>
-                <w:color w:val="auto"/>
-                <w:sz w:val="19"/>
-              </w:rPr>
-              <w:t xml:space="preserve">• CHASIS: </w:t>
-            </w:r>
-            <w:r>
-              <w:rPr>
-                <w:rFonts w:asciiTheme="minorHAnsi" w:hAnsiTheme="minorHAnsi"/>
-                <w:color w:val="auto"/>
-                <w:sz w:val="19"/>
+                <w:sz w:val="18"/>
               </w:rPr>
               <w:t>{{ chasis }}</w:t>
             </w:r>
@@ -613,6 +706,7 @@
     </w:tbl>
     <w:p>
       <w:pPr>
+        <w:spacing w:after="160"/>
         <w:rPr>
           <w:rFonts w:asciiTheme="minorHAnsi" w:hAnsiTheme="minorHAnsi"/>
           <w:color w:val="auto"/>
@@ -621,7 +715,7 @@
     </w:p>
     <w:p>
       <w:pPr>
-        <w:spacing w:after="160"/>
+        <w:spacing w:after="120"/>
         <w:jc w:val="both"/>
         <w:rPr>
           <w:rFonts w:asciiTheme="minorHAnsi" w:hAnsiTheme="minorHAnsi"/>
@@ -634,7 +728,39 @@
           <w:b/>
           <w:color w:val="auto"/>
         </w:rPr>
-        <w:t>PRIMERA</w:t>
+        <w:t xml:space="preserve">PRIMERA. DECLARACIÓN DE PROPIEDAD: </w:t>
+      </w:r>
+      <w:r>
+        <w:rPr>
+          <w:rFonts w:asciiTheme="minorHAnsi" w:hAnsiTheme="minorHAnsi"/>
+          <w:color w:val="auto"/>
+        </w:rPr>
+        <w:t>El vendedor declara bajo la gravedad del juramento ser el legítimo propietario y poseedor exclusivo del vehículo automotor plenamente identificado en la sección anterior de especificaciones.</w:t>
+      </w:r>
+    </w:p>
+    <w:p>
+      <w:pPr>
+        <w:spacing w:after="120"/>
+        <w:jc w:val="both"/>
+        <w:rPr>
+          <w:rFonts w:asciiTheme="minorHAnsi" w:hAnsiTheme="minorHAnsi"/>
+          <w:color w:val="auto"/>
+        </w:rPr>
+      </w:pPr>
+      <w:r>
+        <w:rPr>
+          <w:rFonts w:asciiTheme="minorHAnsi" w:hAnsiTheme="minorHAnsi"/>
+          <w:b/>
+          <w:color w:val="auto"/>
+        </w:rPr>
+        <w:t xml:space="preserve">SEGUNDA. VALOR Y TRASPASO DE DOMINIO: </w:t>
+      </w:r>
+      <w:r>
+        <w:rPr>
+          <w:rFonts w:asciiTheme="minorHAnsi" w:hAnsiTheme="minorHAnsi"/>
+          <w:color w:val="auto"/>
+        </w:rPr>
+        <w:t xml:space="preserve">Por medio del presente instrumento, el vendedor transfiere de forma definitiva e irrevocable la propiedad del vehículo al comprador por el valor acordado de </w:t>
       </w:r>
       <w:r>
         <w:rPr>
@@ -642,106 +768,15 @@
           <w:b/>
           <w:color w:val="auto"/>
         </w:rPr>
-        <w:t xml:space="preserve"> - </w:t>
-      </w:r>
-      <w:r>
-        <w:rPr>
-          <w:rFonts w:asciiTheme="minorHAnsi" w:hAnsiTheme="minorHAnsi"/>
-          <w:b/>
-          <w:color w:val="auto"/>
-        </w:rPr>
-        <w:t xml:space="preserve">VALOR Y FORMA DE PAGO: </w:t>
+        <w:t>{{ valor }} COP</w:t>
       </w:r>
       <w:r>
         <w:rPr>
           <w:rFonts w:asciiTheme="minorHAnsi" w:hAnsiTheme="minorHAnsi"/>
           <w:color w:val="auto"/>
         </w:rPr>
-        <w:t xml:space="preserve">El vendedor transfiere la propiedad del vehículo objeto de este contrato al comprador por el valor acordado de </w:t>
+        <w:t>, suma que el comprador declara haber cancelado en su totalidad, en dinero en efectivo y/o transferencia bancaria recibida a entera satisfacción.</w:t>
       </w:r>
-      <w:proofErr w:type="gramStart"/>
-      <w:r>
-        <w:rPr>
-          <w:rFonts w:asciiTheme="minorHAnsi" w:hAnsiTheme="minorHAnsi"/>
-          <w:b/>
-          <w:color w:val="auto"/>
-        </w:rPr>
-        <w:t>{{ valor</w:t>
-      </w:r>
-      <w:proofErr w:type="gramEnd"/>
-      <w:r>
-        <w:rPr>
-          <w:rFonts w:asciiTheme="minorHAnsi" w:hAnsiTheme="minorHAnsi"/>
-          <w:b/>
-          <w:color w:val="auto"/>
-        </w:rPr>
-        <w:t xml:space="preserve"> }} COP</w:t>
-      </w:r>
-      <w:r>
-        <w:rPr>
-          <w:rFonts w:asciiTheme="minorHAnsi" w:hAnsiTheme="minorHAnsi"/>
-          <w:color w:val="auto"/>
-        </w:rPr>
-        <w:t xml:space="preserve">, suma que el comprador declara haber pagado en su totalidad y </w:t>
-      </w:r>
-      <w:proofErr w:type="gramStart"/>
-      <w:r>
-        <w:rPr>
-          <w:rFonts w:asciiTheme="minorHAnsi" w:hAnsiTheme="minorHAnsi"/>
-          <w:color w:val="auto"/>
-        </w:rPr>
-        <w:t>a</w:t>
-      </w:r>
-      <w:proofErr w:type="gramEnd"/>
-      <w:r>
-        <w:rPr>
-          <w:rFonts w:asciiTheme="minorHAnsi" w:hAnsiTheme="minorHAnsi"/>
-          <w:color w:val="auto"/>
-        </w:rPr>
-        <w:t xml:space="preserve"> entera </w:t>
-      </w:r>
-      <w:proofErr w:type="spellStart"/>
-      <w:r>
-        <w:rPr>
-          <w:rFonts w:asciiTheme="minorHAnsi" w:hAnsiTheme="minorHAnsi"/>
-          <w:color w:val="auto"/>
-        </w:rPr>
-        <w:t>satisfacción</w:t>
-      </w:r>
-      <w:proofErr w:type="spellEnd"/>
-      <w:r>
-        <w:rPr>
-          <w:rFonts w:asciiTheme="minorHAnsi" w:hAnsiTheme="minorHAnsi"/>
-          <w:color w:val="auto"/>
-        </w:rPr>
-        <w:t xml:space="preserve"> del </w:t>
-      </w:r>
-      <w:proofErr w:type="spellStart"/>
-      <w:r>
-        <w:rPr>
-          <w:rFonts w:asciiTheme="minorHAnsi" w:hAnsiTheme="minorHAnsi"/>
-          <w:color w:val="auto"/>
-        </w:rPr>
-        <w:t>vendedor</w:t>
-      </w:r>
-      <w:proofErr w:type="spellEnd"/>
-      <w:r>
-        <w:rPr>
-          <w:rFonts w:asciiTheme="minorHAnsi" w:hAnsiTheme="minorHAnsi"/>
-          <w:color w:val="auto"/>
-        </w:rPr>
-        <w:t>.</w:t>
-      </w:r>
-    </w:p>
-    <w:p>
-      <w:pPr>
-        <w:spacing w:after="160"/>
-        <w:jc w:val="both"/>
-        <w:rPr>
-          <w:rFonts w:asciiTheme="minorHAnsi" w:hAnsiTheme="minorHAnsi"/>
-          <w:color w:val="auto"/>
-        </w:rPr>
-      </w:pPr>
     </w:p>
     <w:p>
       <w:pPr>
@@ -758,62 +793,14 @@
           <w:b/>
           <w:color w:val="auto"/>
         </w:rPr>
-        <w:t>SEGUNDA</w:t>
-      </w:r>
-      <w:r>
-        <w:rPr>
-          <w:rFonts w:asciiTheme="minorHAnsi" w:hAnsiTheme="minorHAnsi"/>
-          <w:b/>
-          <w:color w:val="auto"/>
-        </w:rPr>
-        <w:t xml:space="preserve"> - </w:t>
-      </w:r>
-      <w:r>
-        <w:rPr>
-          <w:rFonts w:asciiTheme="minorHAnsi" w:hAnsiTheme="minorHAnsi"/>
-          <w:b/>
-          <w:color w:val="auto"/>
-        </w:rPr>
-        <w:t xml:space="preserve">ESTADO Y RESPONSABILIDAD: </w:t>
+        <w:t xml:space="preserve">TERCERA. ESTADO Y RESPONSABILIDAD: </w:t>
       </w:r>
       <w:r>
         <w:rPr>
           <w:rFonts w:asciiTheme="minorHAnsi" w:hAnsiTheme="minorHAnsi"/>
           <w:color w:val="auto"/>
         </w:rPr>
-        <w:t xml:space="preserve">El comprador </w:t>
-      </w:r>
-      <w:proofErr w:type="spellStart"/>
-      <w:r>
-        <w:rPr>
-          <w:rFonts w:asciiTheme="minorHAnsi" w:hAnsiTheme="minorHAnsi"/>
-          <w:color w:val="auto"/>
-        </w:rPr>
-        <w:t>manifiesta</w:t>
-      </w:r>
-      <w:proofErr w:type="spellEnd"/>
-      <w:r>
-        <w:rPr>
-          <w:rFonts w:asciiTheme="minorHAnsi" w:hAnsiTheme="minorHAnsi"/>
-          <w:color w:val="auto"/>
-        </w:rPr>
-        <w:t xml:space="preserve"> de forma expresa que acepta el vehículo en el estado técnico-mecánico y estético en que se encuentra a la fecha, y a partir del momento de la firma asume todas las responsabilidades, multas, impuestos y trámites legales derivados de </w:t>
-      </w:r>
-      <w:proofErr w:type="spellStart"/>
-      <w:r>
-        <w:rPr>
-          <w:rFonts w:asciiTheme="minorHAnsi" w:hAnsiTheme="minorHAnsi"/>
-          <w:color w:val="auto"/>
-        </w:rPr>
-        <w:t>su</w:t>
-      </w:r>
-      <w:proofErr w:type="spellEnd"/>
-      <w:r>
-        <w:rPr>
-          <w:rFonts w:asciiTheme="minorHAnsi" w:hAnsiTheme="minorHAnsi"/>
-          <w:color w:val="auto"/>
-        </w:rPr>
-        <w:t xml:space="preserve"> </w:t>
+        <w:t xml:space="preserve">El comprador manifiesta de forma expresa que acepta el vehículo automotor en el estado técnico-mecánico, físico y de conservación en que se encuentra actualmente, y a partir del momento de la firma asume todas las responsabilidades civiles, penales, multas de tránsito, impuestos y trámites legales derivados de su </w:t>
       </w:r>
       <w:proofErr w:type="spellStart"/>
       <w:r>
@@ -829,6 +816,22 @@
           <w:rFonts w:asciiTheme="minorHAnsi" w:hAnsiTheme="minorHAnsi"/>
           <w:color w:val="auto"/>
         </w:rPr>
+        <w:t xml:space="preserve">, </w:t>
+      </w:r>
+      <w:proofErr w:type="spellStart"/>
+      <w:r>
+        <w:rPr>
+          <w:rFonts w:asciiTheme="minorHAnsi" w:hAnsiTheme="minorHAnsi"/>
+          <w:color w:val="auto"/>
+        </w:rPr>
+        <w:t>uso</w:t>
+      </w:r>
+      <w:proofErr w:type="spellEnd"/>
+      <w:r>
+        <w:rPr>
+          <w:rFonts w:asciiTheme="minorHAnsi" w:hAnsiTheme="minorHAnsi"/>
+          <w:color w:val="auto"/>
+        </w:rPr>
         <w:t xml:space="preserve"> y </w:t>
       </w:r>
       <w:proofErr w:type="spellStart"/>
@@ -837,7 +840,7 @@
           <w:rFonts w:asciiTheme="minorHAnsi" w:hAnsiTheme="minorHAnsi"/>
           <w:color w:val="auto"/>
         </w:rPr>
-        <w:t>uso</w:t>
+        <w:t>posesión</w:t>
       </w:r>
       <w:proofErr w:type="spellEnd"/>
       <w:r>
@@ -860,7 +863,7 @@
     </w:p>
     <w:p>
       <w:pPr>
-        <w:spacing w:after="900"/>
+        <w:spacing w:after="800"/>
         <w:jc w:val="both"/>
         <w:rPr>
           <w:rFonts w:asciiTheme="minorHAnsi" w:hAnsiTheme="minorHAnsi"/>
@@ -872,7 +875,7 @@
           <w:rFonts w:asciiTheme="minorHAnsi" w:hAnsiTheme="minorHAnsi"/>
           <w:color w:val="auto"/>
         </w:rPr>
-        <w:t>En constancia de lo anterior y en conformidad con los términos explícitos, se firma en la ciudad de {{ ciudad }}, a los {{ dia }} días del mes de {{ mes }} del año {{ año }}.</w:t>
+        <w:t>En constancia de plena conformidad, aceptación y veracidad de lo aquí expuesto, las partes suscriben el presente documento en la ciudad de {{ ciudad }}, a los {{ dia }} días del mes de {{ mes }} del año {{ año }}.</w:t>
       </w:r>
     </w:p>
     <w:tbl>
@@ -1014,7 +1017,7 @@
       <w:headerReference w:type="default" r:id="rId8"/>
       <w:footerReference w:type="default" r:id="rId9"/>
       <w:pgSz w:w="12240" w:h="15840"/>
-      <w:pgMar w:top="864" w:right="1152" w:bottom="864" w:left="1152" w:header="720" w:footer="720" w:gutter="0"/>
+      <w:pgMar w:top="720" w:right="1152" w:bottom="720" w:left="1152" w:header="720" w:footer="720" w:gutter="0"/>
       <w:cols w:space="720"/>
       <w:docGrid w:linePitch="360"/>
     </w:sectPr>
@@ -1058,18 +1061,18 @@
         <w:noProof/>
       </w:rPr>
       <w:drawing>
-        <wp:anchor distT="0" distB="0" distL="114300" distR="114300" simplePos="0" relativeHeight="251661312" behindDoc="0" locked="0" layoutInCell="1" allowOverlap="1" wp14:anchorId="51E70E0B" wp14:editId="76C517AE">
+        <wp:anchor distT="0" distB="0" distL="114300" distR="114300" simplePos="0" relativeHeight="251661312" behindDoc="0" locked="0" layoutInCell="1" allowOverlap="1" wp14:anchorId="57CA2218" wp14:editId="0C990810">
           <wp:simplePos x="0" y="0"/>
           <wp:positionH relativeFrom="column">
-            <wp:posOffset>2604135</wp:posOffset>
+            <wp:posOffset>2606040</wp:posOffset>
           </wp:positionH>
           <wp:positionV relativeFrom="page">
-            <wp:posOffset>9189431</wp:posOffset>
+            <wp:posOffset>9207500</wp:posOffset>
           </wp:positionV>
           <wp:extent cx="1080000" cy="744437"/>
           <wp:effectExtent l="0" t="0" r="6350" b="0"/>
           <wp:wrapTopAndBottom/>
-          <wp:docPr id="1742362069" name="Imagen 1742362069"/>
+          <wp:docPr id="2113365562" name="Imagen 2113365562"/>
           <wp:cNvGraphicFramePr>
             <a:graphicFrameLocks xmlns:a="http://schemas.openxmlformats.org/drawingml/2006/main" noChangeAspect="1"/>
           </wp:cNvGraphicFramePr>
@@ -1147,13 +1150,13 @@
         <w:noProof/>
       </w:rPr>
       <w:drawing>
-        <wp:anchor distT="0" distB="0" distL="114300" distR="114300" simplePos="0" relativeHeight="251659264" behindDoc="0" locked="0" layoutInCell="1" allowOverlap="1" wp14:anchorId="47D0C0CB" wp14:editId="3BCD16D3">
+        <wp:anchor distT="0" distB="0" distL="114300" distR="114300" simplePos="0" relativeHeight="251659264" behindDoc="0" locked="0" layoutInCell="1" allowOverlap="1" wp14:anchorId="30B2665B" wp14:editId="351982C8">
           <wp:simplePos x="0" y="0"/>
           <wp:positionH relativeFrom="column">
-            <wp:posOffset>-519546</wp:posOffset>
+            <wp:posOffset>-464820</wp:posOffset>
           </wp:positionH>
           <wp:positionV relativeFrom="page">
-            <wp:posOffset>180109</wp:posOffset>
+            <wp:posOffset>220980</wp:posOffset>
           </wp:positionV>
           <wp:extent cx="1080000" cy="744437"/>
           <wp:effectExtent l="0" t="0" r="6350" b="0"/>
@@ -1373,31 +1376,31 @@
       </w:rPr>
     </w:lvl>
   </w:abstractNum>
-  <w:num w:numId="1" w16cid:durableId="963391490">
+  <w:num w:numId="1" w16cid:durableId="1989476725">
     <w:abstractNumId w:val="8"/>
   </w:num>
-  <w:num w:numId="2" w16cid:durableId="66001802">
+  <w:num w:numId="2" w16cid:durableId="676268821">
     <w:abstractNumId w:val="6"/>
   </w:num>
-  <w:num w:numId="3" w16cid:durableId="1604025642">
+  <w:num w:numId="3" w16cid:durableId="283116254">
     <w:abstractNumId w:val="5"/>
   </w:num>
-  <w:num w:numId="4" w16cid:durableId="599803778">
+  <w:num w:numId="4" w16cid:durableId="328025484">
     <w:abstractNumId w:val="4"/>
   </w:num>
-  <w:num w:numId="5" w16cid:durableId="747112811">
+  <w:num w:numId="5" w16cid:durableId="1256130890">
     <w:abstractNumId w:val="7"/>
   </w:num>
-  <w:num w:numId="6" w16cid:durableId="286472833">
+  <w:num w:numId="6" w16cid:durableId="957099498">
     <w:abstractNumId w:val="3"/>
   </w:num>
-  <w:num w:numId="7" w16cid:durableId="1525055178">
+  <w:num w:numId="7" w16cid:durableId="1279333157">
     <w:abstractNumId w:val="2"/>
   </w:num>
-  <w:num w:numId="8" w16cid:durableId="444348037">
+  <w:num w:numId="8" w16cid:durableId="407580360">
     <w:abstractNumId w:val="1"/>
   </w:num>
-  <w:num w:numId="9" w16cid:durableId="2105220307">
+  <w:num w:numId="9" w16cid:durableId="650670207">
     <w:abstractNumId w:val="0"/>
   </w:num>
 </w:numbering>
@@ -1796,7 +1799,7 @@
     <w:rPr>
       <w:rFonts w:ascii="Times New Roman" w:hAnsi="Times New Roman"/>
       <w:color w:val="282828"/>
-      <w:sz w:val="21"/>
+      <w:sz w:val="20"/>
     </w:rPr>
   </w:style>
   <w:style w:type="paragraph" w:styleId="Ttulo1">
@@ -1979,7 +1982,6 @@
     <w:rPr>
       <w:rFonts w:asciiTheme="majorHAnsi" w:eastAsiaTheme="majorEastAsia" w:hAnsiTheme="majorHAnsi" w:cstheme="majorBidi"/>
       <w:color w:val="4F81BD" w:themeColor="accent1"/>
-      <w:sz w:val="20"/>
       <w:szCs w:val="20"/>
     </w:rPr>
   </w:style>
@@ -2004,7 +2006,6 @@
       <w:i/>
       <w:iCs/>
       <w:color w:val="404040" w:themeColor="text1" w:themeTint="BF"/>
-      <w:sz w:val="20"/>
       <w:szCs w:val="20"/>
     </w:rPr>
   </w:style>
